--- a/szerenad.docx
+++ b/szerenad.docx
@@ -115,66 +115,6 @@
           <w:rStyle w:val="s2"/>
           <w:color w:val="BF4E14" w:themeColor="accent2" w:themeShade="BF"/>
         </w:rPr>
-        <w:t>Ne feledd azonban, szíved titkok otthona</w:t>
-      </w:r>
-    </w:p>
-    <w:p>
-      <w:pPr>
-        <w:pStyle w:val="p1"/>
-        <w:rPr>
-          <w:color w:val="BF4E14" w:themeColor="accent2" w:themeShade="BF"/>
-        </w:rPr>
-      </w:pPr>
-      <w:r>
-        <w:rPr>
-          <w:rStyle w:val="s2"/>
-          <w:color w:val="BF4E14" w:themeColor="accent2" w:themeShade="BF"/>
-        </w:rPr>
-        <w:t>Ólomból aranyat olvasztó mágia</w:t>
-      </w:r>
-    </w:p>
-    <w:p>
-      <w:pPr>
-        <w:pStyle w:val="p1"/>
-        <w:rPr>
-          <w:color w:val="BF4E14" w:themeColor="accent2" w:themeShade="BF"/>
-        </w:rPr>
-      </w:pPr>
-      <w:r>
-        <w:rPr>
-          <w:rStyle w:val="s2"/>
-          <w:color w:val="BF4E14" w:themeColor="accent2" w:themeShade="BF"/>
-        </w:rPr>
-        <w:t>Mert ahol van gyógyít, amíg van szépít</w:t>
-      </w:r>
-    </w:p>
-    <w:p>
-      <w:pPr>
-        <w:pStyle w:val="p1"/>
-        <w:rPr>
-          <w:color w:val="BF4E14" w:themeColor="accent2" w:themeShade="BF"/>
-        </w:rPr>
-      </w:pPr>
-      <w:r>
-        <w:rPr>
-          <w:rStyle w:val="s2"/>
-          <w:color w:val="BF4E14" w:themeColor="accent2" w:themeShade="BF"/>
-        </w:rPr>
-        <w:t>A mosoly varázsol...</w:t>
-      </w:r>
-    </w:p>
-    <w:p>
-      <w:pPr>
-        <w:pStyle w:val="p1"/>
-        <w:rPr>
-          <w:color w:val="BF4E14" w:themeColor="accent2" w:themeShade="BF"/>
-        </w:rPr>
-      </w:pPr>
-      <w:r>
-        <w:rPr>
-          <w:rStyle w:val="s2"/>
-          <w:color w:val="BF4E14" w:themeColor="accent2" w:themeShade="BF"/>
-        </w:rPr>
         <w:t>A Föld, mint egy album</w:t>
       </w:r>
     </w:p>
@@ -1012,6 +952,7 @@
           <w:rFonts w:eastAsia="Times New Roman"/>
           <w:shd w:val="clear" w:color="auto" w:fill="FFFFFF"/>
         </w:rPr>
+        <w:lastRenderedPageBreak/>
         <w:t>Csak a jó meleg Afrika, ott fülledt az erotika</w:t>
       </w:r>
       <w:r>
@@ -1838,6 +1779,7 @@
         <w:rPr>
           <w:rStyle w:val="s3"/>
         </w:rPr>
+        <w:lastRenderedPageBreak/>
         <w:t>Dolgoznod kell, ha élni akarsz</w:t>
       </w:r>
     </w:p>
@@ -2500,6 +2442,12 @@
           <w:rFonts w:eastAsia="Times New Roman"/>
         </w:rPr>
         <w:br/>
+      </w:r>
+      <w:r>
+        <w:rPr>
+          <w:rFonts w:eastAsia="Times New Roman"/>
+        </w:rPr>
+        <w:lastRenderedPageBreak/>
         <w:t>Ők is érzik, hogyha gyűlölettel nyúlsz értük</w:t>
       </w:r>
       <w:r>
@@ -3256,6 +3204,7 @@
           <w:rStyle w:val="s2"/>
           <w:color w:val="BF4E14" w:themeColor="accent2" w:themeShade="BF"/>
         </w:rPr>
+        <w:lastRenderedPageBreak/>
         <w:t>Ezüstpapírban édes jövő</w:t>
       </w:r>
     </w:p>
@@ -4289,6 +4238,7 @@
           <w:rStyle w:val="s2"/>
           <w:color w:val="BF4E14" w:themeColor="accent2" w:themeShade="BF"/>
         </w:rPr>
+        <w:lastRenderedPageBreak/>
         <w:t>Ha az ember messze menne, el ne feledje a házát</w:t>
       </w:r>
     </w:p>
